--- a/internal_doc/10.参考资料/SequoiaDB编码准则.docx
+++ b/internal_doc/10.参考资料/SequoiaDB编码准则.docx
@@ -811,6 +811,60 @@
         </w:rPr>
         <w:t>字符。</w:t>
       </w:r>
+      <w:r>
+        <w:rPr>
+          <w:rFonts w:hint="eastAsia"/>
+        </w:rPr>
+        <w:t>如果</w:t>
+      </w:r>
+      <w:r>
+        <w:rPr>
+          <w:rFonts w:hint="eastAsia"/>
+        </w:rPr>
+        <w:t>80</w:t>
+      </w:r>
+      <w:r>
+        <w:rPr>
+          <w:rFonts w:hint="eastAsia"/>
+        </w:rPr>
+        <w:t>字符无法容纳，则以变量</w:t>
+      </w:r>
+      <w:r>
+        <w:rPr>
+          <w:rFonts w:hint="eastAsia"/>
+        </w:rPr>
+        <w:t>/</w:t>
+      </w:r>
+      <w:r>
+        <w:rPr>
+          <w:rFonts w:hint="eastAsia"/>
+        </w:rPr>
+        <w:t>常量起始新的一行，句首以前一行句首</w:t>
+      </w:r>
+      <w:r>
+        <w:rPr>
+          <w:rFonts w:hint="eastAsia"/>
+        </w:rPr>
+        <w:t>+6</w:t>
+      </w:r>
+      <w:r>
+        <w:rPr>
+          <w:rFonts w:hint="eastAsia"/>
+        </w:rPr>
+        <w:t>个字符起始</w:t>
+      </w:r>
+      <w:r>
+        <w:rPr>
+          <w:rFonts w:hint="eastAsia"/>
+        </w:rPr>
+        <w:t>；或与上一行同级变量平行</w:t>
+      </w:r>
+      <w:r>
+        <w:rPr>
+          <w:rFonts w:hint="eastAsia"/>
+        </w:rPr>
+        <w:t>。</w:t>
+      </w:r>
     </w:p>
     <w:p/>
     <w:p>
@@ -955,6 +1009,7 @@
           <w:sz w:val="15"/>
           <w:szCs w:val="15"/>
         </w:rPr>
+        <w:lastRenderedPageBreak/>
         <w:t>}</w:t>
       </w:r>
     </w:p>
@@ -964,7 +1019,6 @@
         <w:rPr>
           <w:rFonts w:hint="eastAsia"/>
         </w:rPr>
-        <w:lastRenderedPageBreak/>
         <w:t>7</w:t>
       </w:r>
       <w:r>
@@ -1955,6 +2009,11 @@
     </w:p>
     <w:p/>
     <w:p>
+      <w:pPr>
+        <w:rPr>
+          <w:rFonts w:hint="eastAsia"/>
+        </w:rPr>
+      </w:pPr>
       <w:r>
         <w:rPr>
           <w:rFonts w:hint="eastAsia"/>
@@ -1966,6 +2025,32 @@
           <w:rFonts w:hint="eastAsia"/>
         </w:rPr>
         <w:t>）尽量不使用二维数组。</w:t>
+      </w:r>
+    </w:p>
+    <w:p>
+      <w:pPr>
+        <w:rPr>
+          <w:rFonts w:hint="eastAsia"/>
+        </w:rPr>
+      </w:pPr>
+    </w:p>
+    <w:p>
+      <w:pPr>
+        <w:rPr>
+          <w:rFonts w:hint="eastAsia"/>
+        </w:rPr>
+      </w:pPr>
+      <w:r>
+        <w:rPr>
+          <w:rFonts w:hint="eastAsia"/>
+        </w:rPr>
+        <w:t>12</w:t>
+      </w:r>
+      <w:r>
+        <w:rPr>
+          <w:rFonts w:hint="eastAsia"/>
+        </w:rPr>
+        <w:t>）所有的操作符和变量常量之间以空格隔开。</w:t>
       </w:r>
     </w:p>
     <w:p>

--- a/internal_doc/10.参考资料/SequoiaDB编码准则.docx
+++ b/internal_doc/10.参考资料/SequoiaDB编码准则.docx
@@ -2445,6 +2445,11 @@
     </w:p>
     <w:p/>
     <w:p>
+      <w:pPr>
+        <w:rPr>
+          <w:rFonts w:hint="eastAsia"/>
+        </w:rPr>
+      </w:pPr>
       <w:r>
         <w:rPr>
           <w:rFonts w:hint="eastAsia"/>
@@ -2512,6 +2517,41 @@
           <w:rFonts w:hint="eastAsia"/>
         </w:rPr>
         <w:t>SDB_OSS_DEL</w:t>
+      </w:r>
+      <w:r>
+        <w:rPr>
+          <w:rFonts w:hint="eastAsia"/>
+        </w:rPr>
+        <w:t>。</w:t>
+      </w:r>
+    </w:p>
+    <w:p>
+      <w:pPr>
+        <w:rPr>
+          <w:rFonts w:hint="eastAsia"/>
+        </w:rPr>
+      </w:pPr>
+    </w:p>
+    <w:p>
+      <w:pPr>
+        <w:rPr>
+          <w:rFonts w:hint="eastAsia"/>
+        </w:rPr>
+      </w:pPr>
+      <w:r>
+        <w:rPr>
+          <w:rFonts w:hint="eastAsia"/>
+        </w:rPr>
+        <w:t>11</w:t>
+      </w:r>
+      <w:r>
+        <w:rPr>
+          <w:rFonts w:hint="eastAsia"/>
+        </w:rPr>
+        <w:t>）编译确保无</w:t>
+      </w:r>
+      <w:r>
+        <w:t>warning</w:t>
       </w:r>
       <w:r>
         <w:rPr>
